--- a/01-Project Managemet/01 - EduCheck_SPMP_v1.0_1.docx
+++ b/01-Project Managemet/01 - EduCheck_SPMP_v1.0_1.docx
@@ -2900,7 +2900,7 @@
                 <w:sz w:val="20"/>
                 <w:szCs w:val="20"/>
               </w:rPr>
-              <w:t xml:space="preserve"> uploads the official e-Class Record for their assigned subject and section; reviews validation results and corrects flagged entries within that subject only. (Assigned per section by the Administrator — not tied to a fixed grade level.)</w:t>
+              <w:t xml:space="preserve"> uploads the official e-Class Record for their assigned subject and section; reviews validation results and fixes flagged entries by correcting the e-Class Record file and re-uploading it, within that subject only. (Assigned per section by the Administrator — not tied to a fixed grade level.)</w:t>
             </w:r>
           </w:p>
         </w:tc>
@@ -3034,7 +3034,7 @@
                 <w:sz w:val="20"/>
                 <w:szCs w:val="20"/>
               </w:rPr>
-              <w:t>Approves or returns submitted class records; manages user accounts and subject/section assignments; oversees the digital repository and system configuration.</w:t>
+              <w:t>Approves or returns submitted class records; manages user accounts and subject/section assignments; oversees the digital repository and the school and SF10 settings.</w:t>
             </w:r>
           </w:p>
         </w:tc>
@@ -3538,7 +3538,7 @@
         <w:pStyle w:val="Heading3"/>
       </w:pPr>
       <w:r>
-        <w:t>8. Offline Synchronization (Optional Enhancement)</w:t>
+        <w:t>8. Offline Status Caching (Mobile)</w:t>
       </w:r>
     </w:p>
     <w:p>
@@ -3551,7 +3551,7 @@
         <w:spacing w:after="80"/>
       </w:pPr>
       <w:r>
-        <w:t>Allows schools with unstable internet connectivity to continue working offline and synchronize once access is restored.</w:t>
+        <w:t>On the mobile app, the last-synced submission statuses and notifications stay viewable without a connection and refresh once access is restored (M-10). Uploading or reviewing records offline on the web is out of scope.</w:t>
       </w:r>
     </w:p>
     <w:p>
@@ -3604,7 +3604,7 @@
         <w:spacing w:after="80"/>
       </w:pPr>
       <w:r>
-        <w:t>Preserves accountability — a grade can only be edited by the teacher who submitted it.</w:t>
+        <w:t>Preserves accountability — a grade can only be edited by the teacher who submitted it. Grades from school years before EduCheck, which no teacher uploaded, are entered by the Adviser or Administrator on the learner's permanent record (US-014).</w:t>
       </w:r>
     </w:p>
     <w:p>
@@ -4618,6 +4618,55 @@
                 <w:szCs w:val="20"/>
               </w:rPr>
               <w:t>Review, approve, and track submissions</w:t>
+            </w:r>
+          </w:p>
+        </w:tc>
+      </w:tr>
+      <w:tr>
+        <w:trPr>
+          <w:cantSplit/>
+        </w:trPr>
+        <w:tc>
+          <w:tcPr>
+            <w:tcW w:w="3600" w:type="dxa"/>
+            <w:tcMar>
+              <w:top w:w="80" w:type="dxa"/>
+              <w:left w:w="120" w:type="dxa"/>
+              <w:bottom w:w="80" w:type="dxa"/>
+              <w:right w:w="120" w:type="dxa"/>
+            </w:tcMar>
+            <w:vAlign w:val="center"/>
+          </w:tcPr>
+          <w:p>
+            <w:r>
+              <w:rPr>
+                <w:color w:val="000000"/>
+                <w:sz w:val="20"/>
+                <w:szCs w:val="20"/>
+              </w:rPr>
+              <w:t>Notifications</w:t>
+            </w:r>
+          </w:p>
+        </w:tc>
+        <w:tc>
+          <w:tcPr>
+            <w:tcW w:w="5760" w:type="dxa"/>
+            <w:tcMar>
+              <w:top w:w="80" w:type="dxa"/>
+              <w:left w:w="120" w:type="dxa"/>
+              <w:bottom w:w="80" w:type="dxa"/>
+              <w:right w:w="120" w:type="dxa"/>
+            </w:tcMar>
+            <w:vAlign w:val="center"/>
+          </w:tcPr>
+          <w:p>
+            <w:r>
+              <w:rPr>
+                <w:color w:val="000000"/>
+                <w:sz w:val="20"/>
+                <w:szCs w:val="20"/>
+              </w:rPr>
+              <w:t>Alert users when a submission's status changes and keep a notification history (web and mobile)</w:t>
             </w:r>
           </w:p>
         </w:tc>
@@ -4879,7 +4928,7 @@
                 <w:sz w:val="20"/>
                 <w:szCs w:val="20"/>
               </w:rPr>
-              <w:t>Upload assigned subject's e-Class Record; review and correct only their own validation results.</w:t>
+              <w:t>Upload assigned subject's e-Class Record; review only their own validation results and fix flagged entries by re-uploading the corrected file.</w:t>
             </w:r>
           </w:p>
         </w:tc>
@@ -5039,7 +5088,7 @@
                 <w:sz w:val="20"/>
                 <w:szCs w:val="20"/>
               </w:rPr>
-              <w:t>Approve or return submissions; manage users, roles, subject/section assignments, and each section's staffing mode; configure system rules.</w:t>
+              <w:t>Approve or return submissions; manage users, roles, subject/section assignments, and each section's staffing mode; configure school and SF10 settings. Validation rules follow DepEd Order No. 8, s. 2015 and are fixed by design; the Administrator can view them read-only.</w:t>
             </w:r>
           </w:p>
         </w:tc>
@@ -5925,7 +5974,7 @@
       </w:r>
       <w:proofErr w:type="spellEnd"/>
       <w:r>
-        <w:t xml:space="preserve"> workflow beyond the desktop so that submission status, validation results, and approval actions are never locked behind a laptop. It remains, by design, a supplementary companion to the web platform — all record encoding, e-Class Record uploads, and rule configuration stay on the web system — but within that boundary it gives every user role a reason to open it daily rather than only at their desk.</w:t>
+        <w:t xml:space="preserve"> workflow beyond the desktop so that submission status, validation results, and approval actions are never locked behind a laptop. It remains, by design, a supplementary companion to the web platform — all record encoding, e-Class Record uploads, and settings stay on the web system — but within that boundary it gives every user role a reason to open it daily rather than only at their desk.</w:t>
       </w:r>
     </w:p>
     <w:p>
@@ -6794,7 +6843,7 @@
                 <w:sz w:val="20"/>
                 <w:szCs w:val="20"/>
               </w:rPr>
-              <w:t>Read-only preview of a generated SF10 permanent record before formal submission.</w:t>
+              <w:t>Read-only preview of a generated SF10 permanent record before formal submission. Subject Teachers are excluded because the SF10 shows every subject's grades.</w:t>
             </w:r>
           </w:p>
         </w:tc>
@@ -6816,7 +6865,7 @@
                 <w:sz w:val="20"/>
                 <w:szCs w:val="20"/>
               </w:rPr>
-              <w:t>Subject Teacher, Adviser</w:t>
+              <w:t>Adviser, Administrator, Principal (read-only)</w:t>
             </w:r>
           </w:p>
         </w:tc>
@@ -6887,7 +6936,7 @@
                 <w:sz w:val="20"/>
                 <w:szCs w:val="20"/>
               </w:rPr>
-              <w:t>Approve or return a submitted record directly from a notification or the dashboard.</w:t>
+              <w:t>Approve or return a submitted record directly from a notification or the dashboard. The Principal sees the same records read-only (SPMP §6.2).</w:t>
             </w:r>
           </w:p>
         </w:tc>
@@ -6909,7 +6958,7 @@
                 <w:sz w:val="20"/>
                 <w:szCs w:val="20"/>
               </w:rPr>
-              <w:t>Administrator, Principal</w:t>
+              <w:t>Administrator</w:t>
             </w:r>
           </w:p>
         </w:tc>
@@ -7310,6 +7359,99 @@
                 <w:szCs w:val="20"/>
               </w:rPr>
               <w:t>All users</w:t>
+            </w:r>
+          </w:p>
+        </w:tc>
+      </w:tr>
+      <w:tr>
+        <w:trPr>
+          <w:cantSplit/>
+        </w:trPr>
+        <w:tc>
+          <w:tcPr>
+            <w:tcW w:w="700" w:type="dxa"/>
+            <w:tcMar>
+              <w:top w:w="80" w:type="dxa"/>
+              <w:left w:w="120" w:type="dxa"/>
+              <w:bottom w:w="80" w:type="dxa"/>
+              <w:right w:w="120" w:type="dxa"/>
+            </w:tcMar>
+            <w:vAlign w:val="center"/>
+          </w:tcPr>
+          <w:p>
+            <w:r>
+              <w:rPr>
+                <w:color w:val="000000"/>
+                <w:sz w:val="20"/>
+                <w:szCs w:val="20"/>
+              </w:rPr>
+              <w:t>M-11</w:t>
+            </w:r>
+          </w:p>
+        </w:tc>
+        <w:tc>
+          <w:tcPr>
+            <w:tcW w:w="2000" w:type="dxa"/>
+            <w:tcMar>
+              <w:top w:w="80" w:type="dxa"/>
+              <w:left w:w="120" w:type="dxa"/>
+              <w:bottom w:w="80" w:type="dxa"/>
+              <w:right w:w="120" w:type="dxa"/>
+            </w:tcMar>
+            <w:vAlign w:val="center"/>
+          </w:tcPr>
+          <w:p>
+            <w:r>
+              <w:rPr>
+                <w:color w:val="000000"/>
+                <w:sz w:val="20"/>
+                <w:szCs w:val="20"/>
+              </w:rPr>
+              <w:t>Adviser Review Actions</w:t>
+            </w:r>
+          </w:p>
+        </w:tc>
+        <w:tc>
+          <w:tcPr>
+            <w:tcW w:w="4860" w:type="dxa"/>
+            <w:tcMar>
+              <w:top w:w="80" w:type="dxa"/>
+              <w:left w:w="120" w:type="dxa"/>
+              <w:bottom w:w="80" w:type="dxa"/>
+              <w:right w:w="120" w:type="dxa"/>
+            </w:tcMar>
+            <w:vAlign w:val="center"/>
+          </w:tcPr>
+          <w:p>
+            <w:r>
+              <w:rPr>
+                <w:color w:val="000000"/>
+                <w:sz w:val="20"/>
+                <w:szCs w:val="20"/>
+              </w:rPr>
+              <w:t>Submit a complete record for approval, or return one subject to its teacher with a reason, from the record view. Uploading stays on the web.</w:t>
+            </w:r>
+          </w:p>
+        </w:tc>
+        <w:tc>
+          <w:tcPr>
+            <w:tcW w:w="1800" w:type="dxa"/>
+            <w:tcMar>
+              <w:top w:w="80" w:type="dxa"/>
+              <w:left w:w="120" w:type="dxa"/>
+              <w:bottom w:w="80" w:type="dxa"/>
+              <w:right w:w="120" w:type="dxa"/>
+            </w:tcMar>
+            <w:vAlign w:val="center"/>
+          </w:tcPr>
+          <w:p>
+            <w:r>
+              <w:rPr>
+                <w:color w:val="000000"/>
+                <w:sz w:val="20"/>
+                <w:szCs w:val="20"/>
+              </w:rPr>
+              <w:t>Class Adviser</w:t>
             </w:r>
           </w:p>
         </w:tc>
@@ -7367,7 +7509,7 @@
         <w:spacing w:after="80"/>
       </w:pPr>
       <w:r>
-        <w:t>Configuring or modifying validation rules</w:t>
+        <w:t>Viewing validation rules (they are fixed; the Administrator views them read-only on the web)</w:t>
       </w:r>
     </w:p>
     <w:p>
@@ -9729,14 +9871,6 @@
     </w:p>
     <w:p>
       <w:pPr>
-        <w:pStyle w:val="Heading3"/>
-      </w:pPr>
-      <w:r>
-        <w:t>EPIC-05 — SF10 Generation</w:t>
-      </w:r>
-    </w:p>
-    <w:p>
-      <w:pPr>
         <w:pStyle w:val="ListParagraph"/>
         <w:numPr>
           <w:ilvl w:val="0"/>
@@ -9745,16 +9879,15 @@
         <w:spacing w:after="80"/>
       </w:pPr>
       <w:r>
-        <w:lastRenderedPageBreak/>
-        <w:t xml:space="preserve">Automatic generation from a </w:t>
-      </w:r>
-      <w:proofErr w:type="gramStart"/>
-      <w:r>
-        <w:t>completed</w:t>
-      </w:r>
-      <w:proofErr w:type="gramEnd"/>
-      <w:r>
-        <w:t xml:space="preserve"> consolidated record</w:t>
+        <w:t>Read-only list of the validation rules for the Administrator (rules are fixed, not configurable)</w:t>
+      </w:r>
+    </w:p>
+    <w:p>
+      <w:pPr>
+        <w:pStyle w:val="Heading3"/>
+      </w:pPr>
+      <w:r>
+        <w:t>EPIC-05 — SF10 Generation</w:t>
       </w:r>
     </w:p>
     <w:p>
@@ -9767,15 +9900,16 @@
         <w:spacing w:after="80"/>
       </w:pPr>
       <w:r>
-        <w:t>Read-only SF10 preview before submission</w:t>
-      </w:r>
-    </w:p>
-    <w:p>
-      <w:pPr>
-        <w:pStyle w:val="Heading3"/>
-      </w:pPr>
-      <w:r>
-        <w:t>EPIC-06 — Submission Workflow</w:t>
+        <w:lastRenderedPageBreak/>
+        <w:t xml:space="preserve">Automatic generation from a </w:t>
+      </w:r>
+      <w:proofErr w:type="gramStart"/>
+      <w:r>
+        <w:t>completed</w:t>
+      </w:r>
+      <w:proofErr w:type="gramEnd"/>
+      <w:r>
+        <w:t xml:space="preserve"> consolidated record</w:t>
       </w:r>
     </w:p>
     <w:p>
@@ -9788,7 +9922,15 @@
         <w:spacing w:after="80"/>
       </w:pPr>
       <w:r>
-        <w:t>Adviser review and return-to-teacher action</w:t>
+        <w:t>Read-only SF10 preview before submission</w:t>
+      </w:r>
+    </w:p>
+    <w:p>
+      <w:pPr>
+        <w:pStyle w:val="Heading3"/>
+      </w:pPr>
+      <w:r>
+        <w:t>EPIC-06 — Submission Workflow</w:t>
       </w:r>
     </w:p>
     <w:p>
@@ -9801,7 +9943,33 @@
         <w:spacing w:after="80"/>
       </w:pPr>
       <w:r>
+        <w:t>Adviser review and return-to-teacher action</w:t>
+      </w:r>
+    </w:p>
+    <w:p>
+      <w:pPr>
+        <w:pStyle w:val="ListParagraph"/>
+        <w:numPr>
+          <w:ilvl w:val="0"/>
+          <w:numId w:val="2"/>
+        </w:numPr>
+        <w:spacing w:after="80"/>
+      </w:pPr>
+      <w:r>
         <w:t>Submit-for-approval and Administrator approve/return actions</w:t>
+      </w:r>
+    </w:p>
+    <w:p>
+      <w:pPr>
+        <w:pStyle w:val="ListParagraph"/>
+        <w:numPr>
+          <w:ilvl w:val="0"/>
+          <w:numId w:val="2"/>
+        </w:numPr>
+        <w:spacing w:after="80"/>
+      </w:pPr>
+      <w:r>
+        <w:t>Status-change notifications and notification history (US-010)</w:t>
       </w:r>
     </w:p>
     <w:p>
@@ -10583,7 +10751,7 @@
                 <w:sz w:val="20"/>
                 <w:szCs w:val="20"/>
               </w:rPr>
-              <w:t>As a School Administrator, I want the system to generate SF10 automatically to eliminate manual encoding.</w:t>
+              <w:t>As a System, I want to generate each learner's SF10 automatically from the validated consolidated record so that no one encodes it by hand; the Class Adviser and School Administrator preview and download it.</w:t>
             </w:r>
           </w:p>
         </w:tc>
@@ -11199,7 +11367,7 @@
                 <w:sz w:val="20"/>
                 <w:szCs w:val="20"/>
               </w:rPr>
-              <w:t>Digital Repository</w:t>
+              <w:t>Submission Workflow</w:t>
             </w:r>
           </w:p>
         </w:tc>
@@ -11377,6 +11545,351 @@
                 <w:szCs w:val="20"/>
               </w:rPr>
               <w:t>Sprint 2</w:t>
+            </w:r>
+          </w:p>
+        </w:tc>
+      </w:tr>
+      <w:tr>
+        <w:trPr>
+          <w:cantSplit/>
+        </w:trPr>
+        <w:tc>
+          <w:tcPr>
+            <w:tcW w:w="900" w:type="dxa"/>
+            <w:tcMar>
+              <w:top w:w="80" w:type="dxa"/>
+              <w:left w:w="120" w:type="dxa"/>
+              <w:bottom w:w="80" w:type="dxa"/>
+              <w:right w:w="120" w:type="dxa"/>
+            </w:tcMar>
+            <w:vAlign w:val="center"/>
+          </w:tcPr>
+          <w:p>
+            <w:r>
+              <w:rPr>
+                <w:color w:val="000000"/>
+                <w:sz w:val="20"/>
+                <w:szCs w:val="20"/>
+              </w:rPr>
+              <w:t>US-012</w:t>
+            </w:r>
+          </w:p>
+        </w:tc>
+        <w:tc>
+          <w:tcPr>
+            <w:tcW w:w="4200" w:type="dxa"/>
+            <w:tcMar>
+              <w:top w:w="80" w:type="dxa"/>
+              <w:left w:w="120" w:type="dxa"/>
+              <w:bottom w:w="80" w:type="dxa"/>
+              <w:right w:w="120" w:type="dxa"/>
+            </w:tcMar>
+            <w:vAlign w:val="center"/>
+          </w:tcPr>
+          <w:p>
+            <w:r>
+              <w:rPr>
+                <w:color w:val="000000"/>
+                <w:sz w:val="20"/>
+                <w:szCs w:val="20"/>
+              </w:rPr>
+              <w:t xml:space="preserve">As a Class Adviser, I want a performance dashboard and intervention flag list for my own section so that I can spot learners who need help early.</w:t>
+            </w:r>
+          </w:p>
+        </w:tc>
+        <w:tc>
+          <w:tcPr>
+            <w:tcW w:w="1560" w:type="dxa"/>
+            <w:tcMar>
+              <w:top w:w="80" w:type="dxa"/>
+              <w:left w:w="120" w:type="dxa"/>
+              <w:bottom w:w="80" w:type="dxa"/>
+              <w:right w:w="120" w:type="dxa"/>
+            </w:tcMar>
+            <w:vAlign w:val="center"/>
+          </w:tcPr>
+          <w:p>
+            <w:r>
+              <w:rPr>
+                <w:color w:val="000000"/>
+                <w:sz w:val="20"/>
+                <w:szCs w:val="20"/>
+              </w:rPr>
+              <w:t>Academic Analytics</w:t>
+            </w:r>
+          </w:p>
+        </w:tc>
+        <w:tc>
+          <w:tcPr>
+            <w:tcW w:w="900" w:type="dxa"/>
+            <w:tcMar>
+              <w:top w:w="80" w:type="dxa"/>
+              <w:left w:w="120" w:type="dxa"/>
+              <w:bottom w:w="80" w:type="dxa"/>
+              <w:right w:w="120" w:type="dxa"/>
+            </w:tcMar>
+            <w:vAlign w:val="center"/>
+          </w:tcPr>
+          <w:p>
+            <w:r>
+              <w:rPr>
+                <w:color w:val="000000"/>
+                <w:sz w:val="20"/>
+                <w:szCs w:val="20"/>
+              </w:rPr>
+              <w:t>Should</w:t>
+            </w:r>
+          </w:p>
+        </w:tc>
+        <w:tc>
+          <w:tcPr>
+            <w:tcW w:w="1800" w:type="dxa"/>
+            <w:tcMar>
+              <w:top w:w="80" w:type="dxa"/>
+              <w:left w:w="120" w:type="dxa"/>
+              <w:bottom w:w="80" w:type="dxa"/>
+              <w:right w:w="120" w:type="dxa"/>
+            </w:tcMar>
+            <w:vAlign w:val="center"/>
+          </w:tcPr>
+          <w:p>
+            <w:r>
+              <w:rPr>
+                <w:color w:val="000000"/>
+                <w:sz w:val="20"/>
+                <w:szCs w:val="20"/>
+              </w:rPr>
+              <w:t>Sprint 8</w:t>
+            </w:r>
+          </w:p>
+        </w:tc>
+      </w:tr>
+      <w:tr>
+        <w:trPr>
+          <w:cantSplit/>
+        </w:trPr>
+        <w:tc>
+          <w:tcPr>
+            <w:tcW w:w="900" w:type="dxa"/>
+            <w:tcMar>
+              <w:top w:w="80" w:type="dxa"/>
+              <w:left w:w="120" w:type="dxa"/>
+              <w:bottom w:w="80" w:type="dxa"/>
+              <w:right w:w="120" w:type="dxa"/>
+            </w:tcMar>
+            <w:vAlign w:val="center"/>
+          </w:tcPr>
+          <w:p>
+            <w:r>
+              <w:rPr>
+                <w:color w:val="000000"/>
+                <w:sz w:val="20"/>
+                <w:szCs w:val="20"/>
+              </w:rPr>
+              <w:t>US-013</w:t>
+            </w:r>
+          </w:p>
+        </w:tc>
+        <w:tc>
+          <w:tcPr>
+            <w:tcW w:w="4200" w:type="dxa"/>
+            <w:tcMar>
+              <w:top w:w="80" w:type="dxa"/>
+              <w:left w:w="120" w:type="dxa"/>
+              <w:bottom w:w="80" w:type="dxa"/>
+              <w:right w:w="120" w:type="dxa"/>
+            </w:tcMar>
+            <w:vAlign w:val="center"/>
+          </w:tcPr>
+          <w:p>
+            <w:r>
+              <w:rPr>
+                <w:color w:val="000000"/>
+                <w:sz w:val="20"/>
+                <w:szCs w:val="20"/>
+              </w:rPr>
+              <w:t xml:space="preserve">As a Class Adviser, I want to search the repository for learners in my own section by LRN, name, grade level or school year so that I can open their records quickly.</w:t>
+            </w:r>
+          </w:p>
+        </w:tc>
+        <w:tc>
+          <w:tcPr>
+            <w:tcW w:w="1560" w:type="dxa"/>
+            <w:tcMar>
+              <w:top w:w="80" w:type="dxa"/>
+              <w:left w:w="120" w:type="dxa"/>
+              <w:bottom w:w="80" w:type="dxa"/>
+              <w:right w:w="120" w:type="dxa"/>
+            </w:tcMar>
+            <w:vAlign w:val="center"/>
+          </w:tcPr>
+          <w:p>
+            <w:r>
+              <w:rPr>
+                <w:color w:val="000000"/>
+                <w:sz w:val="20"/>
+                <w:szCs w:val="20"/>
+              </w:rPr>
+              <w:t>Digital Repository</w:t>
+            </w:r>
+          </w:p>
+        </w:tc>
+        <w:tc>
+          <w:tcPr>
+            <w:tcW w:w="900" w:type="dxa"/>
+            <w:tcMar>
+              <w:top w:w="80" w:type="dxa"/>
+              <w:left w:w="120" w:type="dxa"/>
+              <w:bottom w:w="80" w:type="dxa"/>
+              <w:right w:w="120" w:type="dxa"/>
+            </w:tcMar>
+            <w:vAlign w:val="center"/>
+          </w:tcPr>
+          <w:p>
+            <w:r>
+              <w:rPr>
+                <w:color w:val="000000"/>
+                <w:sz w:val="20"/>
+                <w:szCs w:val="20"/>
+              </w:rPr>
+              <w:t>Should</w:t>
+            </w:r>
+          </w:p>
+        </w:tc>
+        <w:tc>
+          <w:tcPr>
+            <w:tcW w:w="1800" w:type="dxa"/>
+            <w:tcMar>
+              <w:top w:w="80" w:type="dxa"/>
+              <w:left w:w="120" w:type="dxa"/>
+              <w:bottom w:w="80" w:type="dxa"/>
+              <w:right w:w="120" w:type="dxa"/>
+            </w:tcMar>
+            <w:vAlign w:val="center"/>
+          </w:tcPr>
+          <w:p>
+            <w:r>
+              <w:rPr>
+                <w:color w:val="000000"/>
+                <w:sz w:val="20"/>
+                <w:szCs w:val="20"/>
+              </w:rPr>
+              <w:t>Sprint 7</w:t>
+            </w:r>
+          </w:p>
+        </w:tc>
+      </w:tr>
+      <w:tr>
+        <w:trPr>
+          <w:cantSplit/>
+        </w:trPr>
+        <w:tc>
+          <w:tcPr>
+            <w:tcW w:w="900" w:type="dxa"/>
+            <w:tcMar>
+              <w:top w:w="80" w:type="dxa"/>
+              <w:left w:w="120" w:type="dxa"/>
+              <w:bottom w:w="80" w:type="dxa"/>
+              <w:right w:w="120" w:type="dxa"/>
+            </w:tcMar>
+            <w:vAlign w:val="center"/>
+          </w:tcPr>
+          <w:p>
+            <w:r>
+              <w:rPr>
+                <w:color w:val="000000"/>
+                <w:sz w:val="20"/>
+                <w:szCs w:val="20"/>
+              </w:rPr>
+              <w:t>US-014</w:t>
+            </w:r>
+          </w:p>
+        </w:tc>
+        <w:tc>
+          <w:tcPr>
+            <w:tcW w:w="4200" w:type="dxa"/>
+            <w:tcMar>
+              <w:top w:w="80" w:type="dxa"/>
+              <w:left w:w="120" w:type="dxa"/>
+              <w:bottom w:w="80" w:type="dxa"/>
+              <w:right w:w="120" w:type="dxa"/>
+            </w:tcMar>
+            <w:vAlign w:val="center"/>
+          </w:tcPr>
+          <w:p>
+            <w:r>
+              <w:rPr>
+                <w:color w:val="000000"/>
+                <w:sz w:val="20"/>
+                <w:szCs w:val="20"/>
+              </w:rPr>
+              <w:t xml:space="preserve">As a Class Adviser or School Administrator, I want to enter a learner's grades from school years before EduCheck on their permanent record so that the SF10 covers every grade level.</w:t>
+            </w:r>
+          </w:p>
+        </w:tc>
+        <w:tc>
+          <w:tcPr>
+            <w:tcW w:w="1560" w:type="dxa"/>
+            <w:tcMar>
+              <w:top w:w="80" w:type="dxa"/>
+              <w:left w:w="120" w:type="dxa"/>
+              <w:bottom w:w="80" w:type="dxa"/>
+              <w:right w:w="120" w:type="dxa"/>
+            </w:tcMar>
+            <w:vAlign w:val="center"/>
+          </w:tcPr>
+          <w:p>
+            <w:r>
+              <w:rPr>
+                <w:color w:val="000000"/>
+                <w:sz w:val="20"/>
+                <w:szCs w:val="20"/>
+              </w:rPr>
+              <w:t>SF10</w:t>
+            </w:r>
+          </w:p>
+        </w:tc>
+        <w:tc>
+          <w:tcPr>
+            <w:tcW w:w="900" w:type="dxa"/>
+            <w:tcMar>
+              <w:top w:w="80" w:type="dxa"/>
+              <w:left w:w="120" w:type="dxa"/>
+              <w:bottom w:w="80" w:type="dxa"/>
+              <w:right w:w="120" w:type="dxa"/>
+            </w:tcMar>
+            <w:vAlign w:val="center"/>
+          </w:tcPr>
+          <w:p>
+            <w:r>
+              <w:rPr>
+                <w:color w:val="000000"/>
+                <w:sz w:val="20"/>
+                <w:szCs w:val="20"/>
+              </w:rPr>
+              <w:t>Should</w:t>
+            </w:r>
+          </w:p>
+        </w:tc>
+        <w:tc>
+          <w:tcPr>
+            <w:tcW w:w="1800" w:type="dxa"/>
+            <w:tcMar>
+              <w:top w:w="80" w:type="dxa"/>
+              <w:left w:w="120" w:type="dxa"/>
+              <w:bottom w:w="80" w:type="dxa"/>
+              <w:right w:w="120" w:type="dxa"/>
+            </w:tcMar>
+            <w:vAlign w:val="center"/>
+          </w:tcPr>
+          <w:p>
+            <w:r>
+              <w:rPr>
+                <w:color w:val="000000"/>
+                <w:sz w:val="20"/>
+                <w:szCs w:val="20"/>
+              </w:rPr>
+              <w:t>Sprint 6</w:t>
             </w:r>
           </w:p>
         </w:tc>
@@ -12356,7 +12869,7 @@
                 <w:sz w:val="20"/>
                 <w:szCs w:val="20"/>
               </w:rPr>
-              <w:t xml:space="preserve">Offline </w:t>
+              <w:t xml:space="preserve">Offline status caching on mobile (M-10), refreshed when connectivity returns.</w:t>
             </w:r>
             <w:proofErr w:type="gramStart"/>
             <w:r>
@@ -12365,7 +12878,7 @@
                 <w:sz w:val="20"/>
                 <w:szCs w:val="20"/>
               </w:rPr>
-              <w:t>caching</w:t>
+              <w:t/>
             </w:r>
             <w:proofErr w:type="gramEnd"/>
             <w:r>
@@ -12374,7 +12887,7 @@
                 <w:sz w:val="20"/>
                 <w:szCs w:val="20"/>
               </w:rPr>
-              <w:t xml:space="preserve"> with synchronization when connectivity returns.</w:t>
+              <w:t xml:space="preserve"/>
             </w:r>
           </w:p>
         </w:tc>
